--- a/W5 - S2 - PRACTICE -  API_Integration.docx
+++ b/W5 - S2 - PRACTICE -  API_Integration.docx
@@ -716,6 +716,34 @@
           <w:szCs w:val="48"/>
         </w:rPr>
       </w:pPr>
+      <w:proofErr w:type="spellStart"/>
+      <w:r>
+        <w:t>Github</w:t>
+      </w:r>
+      <w:proofErr w:type="spellEnd"/>
+      <w:r>
+        <w:t xml:space="preserve"> Repo: </w:t>
+      </w:r>
+      <w:hyperlink r:id="rId13" w:history="1">
+        <w:r>
+          <w:rPr>
+            <w:rStyle w:val="Hyperlink"/>
+          </w:rPr>
+          <w:t>https://github.com/Vi-BolBol</w:t>
+        </w:r>
+        <w:r>
+          <w:rPr>
+            <w:rStyle w:val="Hyperlink"/>
+          </w:rPr>
+          <w:t>/</w:t>
+        </w:r>
+        <w:r>
+          <w:rPr>
+            <w:rStyle w:val="Hyperlink"/>
+          </w:rPr>
+          <w:t>CS-T3-W5-Practice.git</w:t>
+        </w:r>
+      </w:hyperlink>
       <w:r>
         <w:br w:type="page"/>
       </w:r>
@@ -1276,6 +1304,7 @@
               </w:rPr>
             </w:pPr>
             <w:proofErr w:type="spellStart"/>
+            <w:proofErr w:type="gramStart"/>
             <w:r>
               <w:rPr>
                 <w:rStyle w:val="hljs-title"/>
@@ -1289,6 +1318,7 @@
               </w:rPr>
               <w:t>(</w:t>
             </w:r>
+            <w:proofErr w:type="gramEnd"/>
             <w:r>
               <w:rPr>
                 <w:rStyle w:val="hljs-function"/>
@@ -1359,7 +1389,14 @@
               <w:rPr>
                 <w:rStyle w:val="HTMLCode"/>
               </w:rPr>
-              <w:t xml:space="preserve">    .</w:t>
+              <w:t xml:space="preserve">    </w:t>
+            </w:r>
+            <w:proofErr w:type="gramStart"/>
+            <w:r>
+              <w:rPr>
+                <w:rStyle w:val="HTMLCode"/>
+              </w:rPr>
+              <w:t>.</w:t>
             </w:r>
             <w:r>
               <w:rPr>
@@ -1367,6 +1404,7 @@
               </w:rPr>
               <w:t>then</w:t>
             </w:r>
+            <w:proofErr w:type="gramEnd"/>
             <w:r>
               <w:rPr>
                 <w:rStyle w:val="HTMLCode"/>
@@ -1431,7 +1469,14 @@
               <w:rPr>
                 <w:rStyle w:val="HTMLCode"/>
               </w:rPr>
-              <w:t xml:space="preserve">    .</w:t>
+              <w:t xml:space="preserve">    </w:t>
+            </w:r>
+            <w:proofErr w:type="gramStart"/>
+            <w:r>
+              <w:rPr>
+                <w:rStyle w:val="HTMLCode"/>
+              </w:rPr>
+              <w:t>.</w:t>
             </w:r>
             <w:r>
               <w:rPr>
@@ -1439,6 +1484,7 @@
               </w:rPr>
               <w:t>catch</w:t>
             </w:r>
+            <w:proofErr w:type="gramEnd"/>
             <w:r>
               <w:rPr>
                 <w:rStyle w:val="HTMLCode"/>
@@ -1582,6 +1628,7 @@
         <w:t xml:space="preserve">Use </w:t>
       </w:r>
       <w:proofErr w:type="spellStart"/>
+      <w:proofErr w:type="gramStart"/>
       <w:r>
         <w:rPr>
           <w:rStyle w:val="HTMLCode"/>
@@ -1593,7 +1640,14 @@
         <w:rPr>
           <w:rStyle w:val="HTMLCode"/>
         </w:rPr>
-        <w:t>()</w:t>
+        <w:t>(</w:t>
+      </w:r>
+      <w:proofErr w:type="gramEnd"/>
+      <w:r>
+        <w:rPr>
+          <w:rStyle w:val="HTMLCode"/>
+        </w:rPr>
+        <w:t>)</w:t>
       </w:r>
       <w:r>
         <w:t xml:space="preserve"> from React Router.</w:t>
@@ -1932,6 +1986,7 @@
               </w:tabs>
             </w:pPr>
             <w:proofErr w:type="spellStart"/>
+            <w:proofErr w:type="gramStart"/>
             <w:r>
               <w:rPr>
                 <w:rStyle w:val="HTMLCode"/>
@@ -1951,6 +2006,7 @@
               </w:rPr>
               <w:t>(</w:t>
             </w:r>
+            <w:proofErr w:type="gramEnd"/>
             <w:r>
               <w:rPr>
                 <w:rStyle w:val="hljs-string"/>
@@ -2262,6 +2318,7 @@
         <w:t xml:space="preserve">How did using </w:t>
       </w:r>
       <w:proofErr w:type="spellStart"/>
+      <w:proofErr w:type="gramStart"/>
       <w:r>
         <w:rPr>
           <w:rStyle w:val="HTMLCode"/>
@@ -2273,7 +2330,14 @@
         <w:rPr>
           <w:rStyle w:val="HTMLCode"/>
         </w:rPr>
-        <w:t>()</w:t>
+        <w:t>(</w:t>
+      </w:r>
+      <w:proofErr w:type="gramEnd"/>
+      <w:r>
+        <w:rPr>
+          <w:rStyle w:val="HTMLCode"/>
+        </w:rPr>
+        <w:t>)</w:t>
       </w:r>
       <w:r>
         <w:t xml:space="preserve"> and </w:t>
@@ -2330,11 +2394,19 @@
             <w:r>
               <w:t xml:space="preserve"> makes the HTTP calls readable too. </w:t>
             </w:r>
+            <w:proofErr w:type="gramStart"/>
             <w:r>
               <w:rPr>
                 <w:rStyle w:val="HTMLCode"/>
               </w:rPr>
-              <w:t>.then()</w:t>
+              <w:t>.then</w:t>
+            </w:r>
+            <w:proofErr w:type="gramEnd"/>
+            <w:r>
+              <w:rPr>
+                <w:rStyle w:val="HTMLCode"/>
+              </w:rPr>
+              <w:t>()</w:t>
             </w:r>
             <w:r>
               <w:t xml:space="preserve"> for success, </w:t>
@@ -3151,6 +3223,7 @@
               </w:rPr>
             </w:pPr>
             <w:proofErr w:type="spellStart"/>
+            <w:proofErr w:type="gramStart"/>
             <w:r>
               <w:rPr>
                 <w:rStyle w:val="hljs-title"/>
@@ -3164,6 +3237,7 @@
               </w:rPr>
               <w:t>(</w:t>
             </w:r>
+            <w:proofErr w:type="gramEnd"/>
             <w:r>
               <w:rPr>
                 <w:rStyle w:val="hljs-function"/>
@@ -3191,6 +3265,7 @@
               <w:t xml:space="preserve">  </w:t>
             </w:r>
             <w:proofErr w:type="spellStart"/>
+            <w:proofErr w:type="gramStart"/>
             <w:r>
               <w:rPr>
                 <w:rStyle w:val="HTMLCode"/>
@@ -3210,6 +3285,7 @@
               </w:rPr>
               <w:t>(</w:t>
             </w:r>
+            <w:proofErr w:type="gramEnd"/>
             <w:r>
               <w:rPr>
                 <w:rStyle w:val="hljs-string"/>
@@ -3295,6 +3371,7 @@
               <w:t xml:space="preserve">  </w:t>
             </w:r>
             <w:proofErr w:type="spellStart"/>
+            <w:proofErr w:type="gramStart"/>
             <w:r>
               <w:rPr>
                 <w:rStyle w:val="HTMLCode"/>
@@ -3314,6 +3391,7 @@
               </w:rPr>
               <w:t>(</w:t>
             </w:r>
+            <w:proofErr w:type="gramEnd"/>
             <w:r>
               <w:rPr>
                 <w:rStyle w:val="hljs-string"/>
@@ -3589,7 +3667,21 @@
               <w:rPr>
                 <w:rStyle w:val="HTMLCode"/>
               </w:rPr>
-              <w:t xml:space="preserve">  .then(res =&gt; </w:t>
+              <w:t xml:space="preserve">  </w:t>
+            </w:r>
+            <w:proofErr w:type="gramStart"/>
+            <w:r>
+              <w:rPr>
+                <w:rStyle w:val="HTMLCode"/>
+              </w:rPr>
+              <w:t>.then</w:t>
+            </w:r>
+            <w:proofErr w:type="gramEnd"/>
+            <w:r>
+              <w:rPr>
+                <w:rStyle w:val="HTMLCode"/>
+              </w:rPr>
+              <w:t xml:space="preserve">(res =&gt; </w:t>
             </w:r>
             <w:proofErr w:type="spellStart"/>
             <w:r>
@@ -3806,7 +3898,21 @@
               <w:rPr>
                 <w:rStyle w:val="HTMLCode"/>
               </w:rPr>
-              <w:t xml:space="preserve">  .then(res =&gt; </w:t>
+              <w:t xml:space="preserve">  </w:t>
+            </w:r>
+            <w:proofErr w:type="gramStart"/>
+            <w:r>
+              <w:rPr>
+                <w:rStyle w:val="HTMLCode"/>
+              </w:rPr>
+              <w:t>.then</w:t>
+            </w:r>
+            <w:proofErr w:type="gramEnd"/>
+            <w:r>
+              <w:rPr>
+                <w:rStyle w:val="HTMLCode"/>
+              </w:rPr>
+              <w:t xml:space="preserve">(res =&gt; </w:t>
             </w:r>
             <w:proofErr w:type="spellStart"/>
             <w:r>
@@ -4608,9 +4714,9 @@
       </w:pPr>
     </w:p>
     <w:sectPr>
-      <w:headerReference w:type="default" r:id="rId13"/>
-      <w:headerReference w:type="first" r:id="rId14"/>
-      <w:footerReference w:type="first" r:id="rId15"/>
+      <w:headerReference w:type="default" r:id="rId14"/>
+      <w:headerReference w:type="first" r:id="rId15"/>
+      <w:footerReference w:type="first" r:id="rId16"/>
       <w:pgSz w:w="12240" w:h="15840"/>
       <w:pgMar w:top="824" w:right="1440" w:bottom="270" w:left="1440" w:header="450" w:footer="720" w:gutter="0"/>
       <w:pgNumType w:start="1"/>
@@ -4868,14 +4974,14 @@
         <v:path o:extrusionok="f" gradientshapeok="t" o:connecttype="rect"/>
         <o:lock v:ext="edit" aspectratio="t"/>
       </v:shapetype>
-      <v:shape id="_x0000_i1076" type="#_x0000_t75" style="width:15.05pt;height:15.05pt;visibility:visible;mso-wrap-style:square" o:bullet="t">
+      <v:shape id="_x0000_i1052" type="#_x0000_t75" style="width:15pt;height:15pt;visibility:visible;mso-wrap-style:square" o:bullet="t">
         <v:imagedata r:id="rId1" o:title=""/>
       </v:shape>
     </w:pict>
   </w:numPicBullet>
   <w:numPicBullet w:numPicBulletId="1">
     <w:pict>
-      <v:shape id="_x0000_i1077" type="#_x0000_t75" style="width:12.35pt;height:12.35pt;visibility:visible;mso-wrap-style:square" o:bullet="t">
+      <v:shape id="_x0000_i1053" type="#_x0000_t75" style="width:12.4pt;height:12.4pt;visibility:visible;mso-wrap-style:square" o:bullet="t">
         <v:imagedata r:id="rId2" o:title=""/>
       </v:shape>
     </w:pict>
